--- a/evidence/README_复算装置.docx
+++ b/evidence/README_复算装置.docx
@@ -2,7 +2,7 @@
 <file path=word/document.xml><?xml version="1.0" encoding="utf-8"?>
 <w:document xmlns:w="http://schemas.openxmlformats.org/wordprocessingml/2006/main" xmlns:m="http://schemas.openxmlformats.org/officeDocument/2006/math" xmlns:r="http://schemas.openxmlformats.org/officeDocument/2006/relationships" xmlns:o="urn:schemas-microsoft-com:office:office" xmlns:v="urn:schemas-microsoft-com:vml" xmlns:w10="urn:schemas-microsoft-com:office:word" xmlns:a="http://schemas.openxmlformats.org/drawingml/2006/main" xmlns:pic="http://schemas.openxmlformats.org/drawingml/2006/picture" xmlns:wp="http://schemas.openxmlformats.org/drawingml/2006/wordprocessingDrawing">
   <w:body>
-    <w:bookmarkStart w:id="20" w:name="evidence-独立复算装置"/>
+    <w:bookmarkStart w:id="21" w:name="evidence-独立复算装置"/>
     <w:p>
       <w:pPr>
         <w:pStyle w:val="Heading1"/>
@@ -335,7 +335,413 @@
         <w:t xml:space="preserve">。</w:t>
       </w:r>
     </w:p>
+    <w:bookmarkStart w:id="20" w:name="一处-owner-改动-披露不藏"/>
+    <w:p>
+      <w:pPr>
+        <w:pStyle w:val="Heading2"/>
+      </w:pPr>
+      <w:r>
+        <w:t xml:space="preserve">★★ 一处 owner 改动（★ 披露，不藏）</w:t>
+      </w:r>
+    </w:p>
+    <w:p>
+      <w:pPr>
+        <w:pStyle w:val="FirstParagraph"/>
+      </w:pPr>
+      <w:r>
+        <w:t xml:space="preserve">★</w:t>
+      </w:r>
+      <w:r>
+        <w:t xml:space="preserve"> </w:t>
+      </w:r>
+      <w:r>
+        <w:rPr>
+          <w:rStyle w:val="VerbatimChar"/>
+          <w:bCs/>
+          <w:b/>
+        </w:rPr>
+        <w:t xml:space="preserve">my_own_d1.py</w:t>
+      </w:r>
+      <w:r>
+        <w:rPr>
+          <w:bCs/>
+          <w:b/>
+        </w:rPr>
+        <w:t xml:space="preserve"> </w:t>
+      </w:r>
+      <w:r>
+        <w:rPr>
+          <w:bCs/>
+          <w:b/>
+        </w:rPr>
+        <w:t xml:space="preserve">的「数据目录候选路径」</w:t>
+      </w:r>
+      <w:r>
+        <w:t xml:space="preserve"> </w:t>
+      </w:r>
+      <w:r>
+        <w:t xml:space="preserve">⇒ ★</w:t>
+      </w:r>
+      <w:r>
+        <w:t xml:space="preserve"> </w:t>
+      </w:r>
+      <w:r>
+        <w:rPr>
+          <w:bCs/>
+          <w:b/>
+        </w:rPr>
+        <w:t xml:space="preserve">只改了这一处</w:t>
+      </w:r>
+      <w:r>
+        <w:t xml:space="preserve">，★</w:t>
+      </w:r>
+      <w:r>
+        <w:t xml:space="preserve"> </w:t>
+      </w:r>
+      <w:r>
+        <w:rPr>
+          <w:bCs/>
+          <w:b/>
+        </w:rPr>
+        <w:t xml:space="preserve">计算逻辑一个字没动</w:t>
+      </w:r>
+      <w:r>
+        <w:t xml:space="preserve">。</w:t>
+      </w:r>
+    </w:p>
+    <w:tbl>
+      <w:tblPr>
+        <w:tblStyle w:val="Table"/>
+        <w:tblW w:type="pct" w:w="5000"/>
+        <w:tblLook w:firstRow="1" w:lastRow="0" w:firstColumn="0" w:lastColumn="0" w:noHBand="0" w:noVBand="0" w:val="0020"/>
+      </w:tblPr>
+      <w:tblGrid>
+        <w:gridCol w:w="3960"/>
+        <w:gridCol w:w="3960"/>
+      </w:tblGrid>
+      <w:tr>
+        <w:trPr>
+          <w:tblHeader w:val="true"/>
+        </w:trPr>
+        <w:tc>
+          <w:tcPr/>
+          <w:p>
+            <w:pPr>
+              <w:pStyle w:val="Compact"/>
+            </w:pPr>
+          </w:p>
+        </w:tc>
+        <w:tc>
+          <w:tcPr/>
+          <w:p>
+            <w:pPr>
+              <w:pStyle w:val="Compact"/>
+              <w:jc w:val="left"/>
+            </w:pPr>
+            <w:r>
+              <w:t xml:space="preserve">内容</w:t>
+            </w:r>
+          </w:p>
+        </w:tc>
+      </w:tr>
+      <w:tr>
+        <w:tc>
+          <w:tcPr/>
+          <w:p>
+            <w:pPr>
+              <w:pStyle w:val="Compact"/>
+              <w:jc w:val="left"/>
+            </w:pPr>
+            <w:r>
+              <w:t xml:space="preserve">★</w:t>
+            </w:r>
+            <w:r>
+              <w:t xml:space="preserve"> </w:t>
+            </w:r>
+            <w:r>
+              <w:rPr>
+                <w:bCs/>
+                <w:b/>
+              </w:rPr>
+              <w:t xml:space="preserve">原状</w:t>
+            </w:r>
+          </w:p>
+        </w:tc>
+        <w:tc>
+          <w:tcPr/>
+          <w:p>
+            <w:pPr>
+              <w:pStyle w:val="Compact"/>
+              <w:jc w:val="left"/>
+            </w:pPr>
+            <w:r>
+              <w:t xml:space="preserve">★ 候选路径全是</w:t>
+            </w:r>
+            <w:r>
+              <w:rPr>
+                <w:bCs/>
+                <w:b/>
+              </w:rPr>
+              <w:t xml:space="preserve">旧布局</w:t>
+            </w:r>
+            <w:r>
+              <w:t xml:space="preserve">（★</w:t>
+            </w:r>
+            <w:r>
+              <w:t xml:space="preserve"> </w:t>
+            </w:r>
+            <w:r>
+              <w:rPr>
+                <w:rStyle w:val="VerbatimChar"/>
+              </w:rPr>
+              <w:t xml:space="preserve">来源与底稿/第四组交付/data</w:t>
+            </w:r>
+            <w:r>
+              <w:t xml:space="preserve"> </w:t>
+            </w:r>
+            <w:r>
+              <w:t xml:space="preserve">等 5 条）⇒ ★</w:t>
+            </w:r>
+            <w:r>
+              <w:t xml:space="preserve"> </w:t>
+            </w:r>
+            <w:r>
+              <w:rPr>
+                <w:bCs/>
+                <w:b/>
+              </w:rPr>
+              <w:t xml:space="preserve">仓内真实布局是</w:t>
+            </w:r>
+            <w:r>
+              <w:rPr>
+                <w:bCs/>
+                <w:b/>
+              </w:rPr>
+              <w:t xml:space="preserve"> </w:t>
+            </w:r>
+            <w:r>
+              <w:rPr>
+                <w:rStyle w:val="VerbatimChar"/>
+                <w:bCs/>
+                <w:b/>
+              </w:rPr>
+              <w:t xml:space="preserve">来源与底稿/第四组/group4_state_driven/archive/runs/</w:t>
+            </w:r>
+            <w:r>
+              <w:t xml:space="preserve"> </w:t>
+            </w:r>
+            <w:r>
+              <w:t xml:space="preserve">⇒ ★</w:t>
+            </w:r>
+            <w:r>
+              <w:t xml:space="preserve"> </w:t>
+            </w:r>
+            <w:r>
+              <w:rPr>
+                <w:bCs/>
+                <w:b/>
+              </w:rPr>
+              <w:t xml:space="preserve">脚本与数据都在包里，★ 但脚本找不到数据</w:t>
+            </w:r>
+          </w:p>
+        </w:tc>
+      </w:tr>
+      <w:tr>
+        <w:tc>
+          <w:tcPr/>
+          <w:p>
+            <w:pPr>
+              <w:pStyle w:val="Compact"/>
+              <w:jc w:val="left"/>
+            </w:pPr>
+            <w:r>
+              <w:t xml:space="preserve">★</w:t>
+            </w:r>
+            <w:r>
+              <w:t xml:space="preserve"> </w:t>
+            </w:r>
+            <w:r>
+              <w:rPr>
+                <w:bCs/>
+                <w:b/>
+              </w:rPr>
+              <w:t xml:space="preserve">为什么</w:t>
+            </w:r>
+          </w:p>
+        </w:tc>
+        <w:tc>
+          <w:tcPr/>
+          <w:p>
+            <w:pPr>
+              <w:pStyle w:val="Compact"/>
+              <w:jc w:val="left"/>
+            </w:pPr>
+            <w:r>
+              <w:t xml:space="preserve">★</w:t>
+            </w:r>
+            <w:r>
+              <w:t xml:space="preserve"> </w:t>
+            </w:r>
+            <w:r>
+              <w:rPr>
+                <w:bCs/>
+                <w:b/>
+              </w:rPr>
+              <w:t xml:space="preserve">脚本进包 ≠ 第三方能跑</w:t>
+            </w:r>
+            <w:r>
+              <w:t xml:space="preserve">（★ 路径探测必须对齐仓内</w:t>
+            </w:r>
+            <w:r>
+              <w:rPr>
+                <w:bCs/>
+                <w:b/>
+              </w:rPr>
+              <w:t xml:space="preserve">真实</w:t>
+            </w:r>
+            <w:r>
+              <w:t xml:space="preserve">布局，★ 不是对齐作者记忆里的布局）</w:t>
+            </w:r>
+          </w:p>
+        </w:tc>
+      </w:tr>
+      <w:tr>
+        <w:tc>
+          <w:tcPr/>
+          <w:p>
+            <w:pPr>
+              <w:pStyle w:val="Compact"/>
+              <w:jc w:val="left"/>
+            </w:pPr>
+            <w:r>
+              <w:t xml:space="preserve">★</w:t>
+            </w:r>
+            <w:r>
+              <w:t xml:space="preserve"> </w:t>
+            </w:r>
+            <w:r>
+              <w:rPr>
+                <w:bCs/>
+                <w:b/>
+              </w:rPr>
+              <w:t xml:space="preserve">改法</w:t>
+            </w:r>
+          </w:p>
+        </w:tc>
+        <w:tc>
+          <w:tcPr/>
+          <w:p>
+            <w:pPr>
+              <w:pStyle w:val="Compact"/>
+              <w:jc w:val="left"/>
+            </w:pPr>
+            <w:r>
+              <w:t xml:space="preserve">★</w:t>
+            </w:r>
+            <w:r>
+              <w:t xml:space="preserve"> </w:t>
+            </w:r>
+            <w:r>
+              <w:rPr>
+                <w:bCs/>
+                <w:b/>
+              </w:rPr>
+              <w:t xml:space="preserve">把真实布局加到候选首位</w:t>
+            </w:r>
+            <w:r>
+              <w:t xml:space="preserve">（★ 旧候选</w:t>
+            </w:r>
+            <w:r>
+              <w:rPr>
+                <w:bCs/>
+                <w:b/>
+              </w:rPr>
+              <w:t xml:space="preserve">全部保留</w:t>
+            </w:r>
+            <w:r>
+              <w:t xml:space="preserve"> </w:t>
+            </w:r>
+            <w:r>
+              <w:t xml:space="preserve">⇒ ★ 不删作者的假设）</w:t>
+            </w:r>
+          </w:p>
+        </w:tc>
+      </w:tr>
+      <w:tr>
+        <w:tc>
+          <w:tcPr/>
+          <w:p>
+            <w:pPr>
+              <w:pStyle w:val="Compact"/>
+              <w:jc w:val="left"/>
+            </w:pPr>
+            <w:r>
+              <w:t xml:space="preserve">★</w:t>
+            </w:r>
+            <w:r>
+              <w:t xml:space="preserve"> </w:t>
+            </w:r>
+            <w:r>
+              <w:rPr>
+                <w:bCs/>
+                <w:b/>
+              </w:rPr>
+              <w:t xml:space="preserve">影响</w:t>
+            </w:r>
+          </w:p>
+        </w:tc>
+        <w:tc>
+          <w:tcPr/>
+          <w:p>
+            <w:pPr>
+              <w:pStyle w:val="Compact"/>
+              <w:jc w:val="left"/>
+            </w:pPr>
+            <w:r>
+              <w:t xml:space="preserve">★</w:t>
+            </w:r>
+            <w:r>
+              <w:t xml:space="preserve"> </w:t>
+            </w:r>
+            <w:r>
+              <w:rPr>
+                <w:bCs/>
+                <w:b/>
+              </w:rPr>
+              <w:t xml:space="preserve">无</w:t>
+            </w:r>
+            <w:r>
+              <w:t xml:space="preserve">（★ 只影响"在哪个目录找数据"）⇒ ★ ★</w:t>
+            </w:r>
+            <w:r>
+              <w:t xml:space="preserve"> </w:t>
+            </w:r>
+            <w:r>
+              <w:rPr>
+                <w:bCs/>
+                <w:b/>
+              </w:rPr>
+              <w:t xml:space="preserve">三个 McNemar 值与作者版逐位一致</w:t>
+            </w:r>
+            <w:r>
+              <w:t xml:space="preserve">（★ 0.2500 / 0.0923 / 0.0063）⇒ ★</w:t>
+            </w:r>
+            <w:r>
+              <w:t xml:space="preserve"> </w:t>
+            </w:r>
+            <w:r>
+              <w:rPr>
+                <w:bCs/>
+                <w:b/>
+              </w:rPr>
+              <w:t xml:space="preserve">改动没有掩盖任何计算差异</w:t>
+            </w:r>
+          </w:p>
+        </w:tc>
+      </w:tr>
+    </w:tbl>
     <w:bookmarkEnd w:id="20"/>
+    <w:bookmarkEnd w:id="21"/>
     <w:sectPr/>
   </w:body>
 </w:document>

--- a/evidence/README_复算装置.docx
+++ b/evidence/README_复算装置.docx
@@ -16,12 +16,6 @@
         <w:pStyle w:val="FirstParagraph"/>
       </w:pPr>
       <w:r>
-        <w:t xml:space="preserve">★</w:t>
-      </w:r>
-      <w:r>
-        <w:t xml:space="preserve"> </w:t>
-      </w:r>
-      <w:r>
         <w:rPr>
           <w:bCs/>
           <w:b/>
@@ -29,7 +23,7 @@
         <w:t xml:space="preserve">这里放的是【独立于产出方】的复算脚本</w:t>
       </w:r>
       <w:r>
-        <w:t xml:space="preserve">（★ 审稿人 V1 写的），★ 目的是让"两个独立复算逐位一致"这件事</w:t>
+        <w:t xml:space="preserve">（审稿人 V1 写的），目的是让"两个独立复算逐位一致"这件事</w:t>
       </w:r>
       <w:r>
         <w:rPr>
@@ -118,12 +112,6 @@
               <w:jc w:val="left"/>
             </w:pPr>
             <w:r>
-              <w:t xml:space="preserve">★</w:t>
-            </w:r>
-            <w:r>
-              <w:t xml:space="preserve"> </w:t>
-            </w:r>
-            <w:r>
               <w:rPr>
                 <w:bCs/>
                 <w:b/>
@@ -131,10 +119,7 @@
               <w:t xml:space="preserve">④篇 D-1 的独立复算</w:t>
             </w:r>
             <w:r>
-              <w:t xml:space="preserve">（★ 自写实现，★</w:t>
-            </w:r>
-            <w:r>
-              <w:t xml:space="preserve"> </w:t>
+              <w:t xml:space="preserve">（自写实现，</w:t>
             </w:r>
             <w:r>
               <w:rPr>
@@ -185,45 +170,72 @@
         <w:pStyle w:val="BodyText"/>
       </w:pPr>
       <w:r>
-        <w:t xml:space="preserve">★ ★</w:t>
-      </w:r>
-      <w:r>
+        <w:rPr>
+          <w:bCs/>
+          <w:b/>
+        </w:rPr>
+        <w:t xml:space="preserve">它与</w:t>
+      </w:r>
+      <w:r>
+        <w:rPr>
+          <w:bCs/>
+          <w:b/>
+        </w:rPr>
         <w:t xml:space="preserve"> </w:t>
       </w:r>
       <w:r>
         <w:rPr>
-          <w:bCs/>
-          <w:b/>
-        </w:rPr>
-        <w:t xml:space="preserve">它与</w:t>
-      </w:r>
-      <w:r>
-        <w:rPr>
-          <w:bCs/>
-          <w:b/>
-        </w:rPr>
+          <w:rStyle w:val="VerbatimChar"/>
+          <w:bCs/>
+          <w:b/>
+        </w:rPr>
+        <w:t xml:space="preserve">来源与底稿/第四组/复算/recompute_d1.py</w:t>
+      </w:r>
+      <w:r>
+        <w:rPr>
+          <w:bCs/>
+          <w:b/>
+        </w:rPr>
+        <w:t xml:space="preserve">（④篇作者版）互为独立</w:t>
+      </w:r>
+      <w:r>
+        <w:t xml:space="preserve">，</w:t>
+      </w:r>
+      <w:r>
+        <w:rPr>
+          <w:bCs/>
+          <w:b/>
+        </w:rPr>
+        <w:t xml:space="preserve">两个来源的 McNemar 值逐位一致</w:t>
+      </w:r>
+      <w:r>
+        <w:t xml:space="preserve">（C0vsC1</w:t>
+      </w:r>
+      <w:r>
         <w:t xml:space="preserve"> </w:t>
       </w:r>
       <w:r>
         <w:rPr>
-          <w:rStyle w:val="VerbatimChar"/>
-          <w:bCs/>
-          <w:b/>
-        </w:rPr>
-        <w:t xml:space="preserve">来源与底稿/第四组/复算/recompute_d1.py</w:t>
-      </w:r>
-      <w:r>
-        <w:rPr>
-          <w:bCs/>
-          <w:b/>
-        </w:rPr>
-        <w:t xml:space="preserve">（④篇作者版）互为独立</w:t>
+          <w:bCs/>
+          <w:b/>
+        </w:rPr>
+        <w:t xml:space="preserve">0.2500</w:t>
+      </w:r>
+      <w:r>
+        <w:t xml:space="preserve">｜C0vsC2</w:t>
       </w:r>
       <w:r>
         <w:t xml:space="preserve"> </w:t>
       </w:r>
       <w:r>
-        <w:t xml:space="preserve">⇒ ★</w:t>
+        <w:rPr>
+          <w:bCs/>
+          <w:b/>
+        </w:rPr>
+        <w:t xml:space="preserve">0.0923</w:t>
+      </w:r>
+      <w:r>
+        <w:t xml:space="preserve">｜C1vsC2</w:t>
       </w:r>
       <w:r>
         <w:t xml:space="preserve"> </w:t>
@@ -233,62 +245,20 @@
           <w:bCs/>
           <w:b/>
         </w:rPr>
-        <w:t xml:space="preserve">两个来源的 McNemar 值逐位一致</w:t>
-      </w:r>
-      <w:r>
-        <w:t xml:space="preserve">（★ C0vsC1</w:t>
-      </w:r>
-      <w:r>
-        <w:t xml:space="preserve"> </w:t>
-      </w:r>
-      <w:r>
-        <w:rPr>
-          <w:bCs/>
-          <w:b/>
-        </w:rPr>
-        <w:t xml:space="preserve">0.2500</w:t>
-      </w:r>
-      <w:r>
-        <w:t xml:space="preserve">｜C0vsC2</w:t>
-      </w:r>
-      <w:r>
-        <w:t xml:space="preserve"> </w:t>
-      </w:r>
-      <w:r>
-        <w:rPr>
-          <w:bCs/>
-          <w:b/>
-        </w:rPr>
-        <w:t xml:space="preserve">0.0923</w:t>
-      </w:r>
-      <w:r>
-        <w:t xml:space="preserve">｜C1vsC2</w:t>
-      </w:r>
-      <w:r>
-        <w:t xml:space="preserve"> </w:t>
-      </w:r>
-      <w:r>
-        <w:rPr>
-          <w:bCs/>
-          <w:b/>
-        </w:rPr>
         <w:t xml:space="preserve">0.0063</w:t>
       </w:r>
       <w:r>
-        <w:t xml:space="preserve">）⇒ ★</w:t>
-      </w:r>
-      <w:r>
-        <w:t xml:space="preserve"> </w:t>
-      </w:r>
-      <w:r>
-        <w:rPr>
-          <w:bCs/>
-          <w:b/>
-        </w:rPr>
-        <w:t xml:space="preserve">⇒ 这是"复算可信"的证据链</w:t>
-      </w:r>
-      <w:r>
-        <w:t xml:space="preserve">（★ 复算本身还复现了第四组自己公布的三个 p 值 0.0010/0.0923/0.0063）。</w:t>
+        <w:t xml:space="preserve">），</w:t>
+      </w:r>
+      <w:r>
+        <w:rPr>
+          <w:bCs/>
+          <w:b/>
+        </w:rPr>
+        <w:t xml:space="preserve">这是"复算可信"的证据链</w:t>
+      </w:r>
+      <w:r>
+        <w:t xml:space="preserve">（复算本身还复现了第四组自己公布的三个 p 值 0.0010/0.0923/0.0063）。</w:t>
       </w:r>
     </w:p>
     <w:p>
@@ -296,12 +266,6 @@
         <w:pStyle w:val="BodyText"/>
       </w:pPr>
       <w:r>
-        <w:t xml:space="preserve">★</w:t>
-      </w:r>
-      <w:r>
-        <w:t xml:space="preserve"> </w:t>
-      </w:r>
-      <w:r>
         <w:rPr>
           <w:bCs/>
           <w:b/>
@@ -309,7 +273,7 @@
         <w:t xml:space="preserve">跑法</w:t>
       </w:r>
       <w:r>
-        <w:t xml:space="preserve">（★ 两个脚本都</w:t>
+        <w:t xml:space="preserve">（两个脚本都</w:t>
       </w:r>
       <w:r>
         <w:rPr>
@@ -319,10 +283,7 @@
         <w:t xml:space="preserve">路径相对自身</w:t>
       </w:r>
       <w:r>
-        <w:t xml:space="preserve">、★ 打印所读文件的 sha256、★ 不写死基线）⇒ ★</w:t>
-      </w:r>
-      <w:r>
-        <w:t xml:space="preserve"> </w:t>
+        <w:t xml:space="preserve">、打印所读文件的 sha256、不写死基线），</w:t>
       </w:r>
       <w:r>
         <w:rPr>
@@ -335,13 +296,13 @@
         <w:t xml:space="preserve">。</w:t>
       </w:r>
     </w:p>
-    <w:bookmarkStart w:id="20" w:name="一处-owner-改动-披露不藏"/>
+    <w:bookmarkStart w:id="20" w:name="一处-owner-改动披露不藏"/>
     <w:p>
       <w:pPr>
         <w:pStyle w:val="Heading2"/>
       </w:pPr>
       <w:r>
-        <w:t xml:space="preserve">★★ 一处 owner 改动（★ 披露，不藏）</w:t>
+        <w:t xml:space="preserve">一处 owner 改动（披露，不藏）</w:t>
       </w:r>
     </w:p>
     <w:p>
@@ -349,41 +310,29 @@
         <w:pStyle w:val="FirstParagraph"/>
       </w:pPr>
       <w:r>
-        <w:t xml:space="preserve">★</w:t>
-      </w:r>
-      <w:r>
+        <w:rPr>
+          <w:rStyle w:val="VerbatimChar"/>
+          <w:bCs/>
+          <w:b/>
+        </w:rPr>
+        <w:t xml:space="preserve">my_own_d1.py</w:t>
+      </w:r>
+      <w:r>
+        <w:rPr>
+          <w:bCs/>
+          <w:b/>
+        </w:rPr>
         <w:t xml:space="preserve"> </w:t>
       </w:r>
       <w:r>
         <w:rPr>
-          <w:rStyle w:val="VerbatimChar"/>
-          <w:bCs/>
-          <w:b/>
-        </w:rPr>
-        <w:t xml:space="preserve">my_own_d1.py</w:t>
-      </w:r>
-      <w:r>
-        <w:rPr>
-          <w:bCs/>
-          <w:b/>
-        </w:rPr>
-        <w:t xml:space="preserve"> </w:t>
-      </w:r>
-      <w:r>
-        <w:rPr>
           <w:bCs/>
           <w:b/>
         </w:rPr>
         <w:t xml:space="preserve">的「数据目录候选路径」</w:t>
       </w:r>
       <w:r>
-        <w:t xml:space="preserve"> </w:t>
-      </w:r>
-      <w:r>
-        <w:t xml:space="preserve">⇒ ★</w:t>
-      </w:r>
-      <w:r>
-        <w:t xml:space="preserve"> </w:t>
+        <w:t xml:space="preserve">，</w:t>
       </w:r>
       <w:r>
         <w:rPr>
@@ -393,10 +342,7 @@
         <w:t xml:space="preserve">只改了这一处</w:t>
       </w:r>
       <w:r>
-        <w:t xml:space="preserve">，★</w:t>
-      </w:r>
-      <w:r>
-        <w:t xml:space="preserve"> </w:t>
+        <w:t xml:space="preserve">，</w:t>
       </w:r>
       <w:r>
         <w:rPr>
@@ -453,12 +399,6 @@
               <w:jc w:val="left"/>
             </w:pPr>
             <w:r>
-              <w:t xml:space="preserve">★</w:t>
-            </w:r>
-            <w:r>
-              <w:t xml:space="preserve"> </w:t>
-            </w:r>
-            <w:r>
               <w:rPr>
                 <w:bCs/>
                 <w:b/>
@@ -475,7 +415,7 @@
               <w:jc w:val="left"/>
             </w:pPr>
             <w:r>
-              <w:t xml:space="preserve">★ 候选路径全是</w:t>
+              <w:t xml:space="preserve">候选路径全是</w:t>
             </w:r>
             <w:r>
               <w:rPr>
@@ -485,25 +425,19 @@
               <w:t xml:space="preserve">旧布局</w:t>
             </w:r>
             <w:r>
-              <w:t xml:space="preserve">（★</w:t>
+              <w:t xml:space="preserve">（</w:t>
+            </w:r>
+            <w:r>
+              <w:rPr>
+                <w:rStyle w:val="VerbatimChar"/>
+              </w:rPr>
+              <w:t xml:space="preserve">来源与底稿/第四组交付/data</w:t>
             </w:r>
             <w:r>
               <w:t xml:space="preserve"> </w:t>
             </w:r>
             <w:r>
-              <w:rPr>
-                <w:rStyle w:val="VerbatimChar"/>
-              </w:rPr>
-              <w:t xml:space="preserve">来源与底稿/第四组交付/data</w:t>
-            </w:r>
-            <w:r>
-              <w:t xml:space="preserve"> </w:t>
-            </w:r>
-            <w:r>
-              <w:t xml:space="preserve">等 5 条）⇒ ★</w:t>
-            </w:r>
-            <w:r>
-              <w:t xml:space="preserve"> </w:t>
+              <w:t xml:space="preserve">等 5 条），</w:t>
             </w:r>
             <w:r>
               <w:rPr>
@@ -528,20 +462,14 @@
               <w:t xml:space="preserve">来源与底稿/第四组/group4_state_driven/archive/runs/</w:t>
             </w:r>
             <w:r>
-              <w:t xml:space="preserve"> </w:t>
-            </w:r>
-            <w:r>
-              <w:t xml:space="preserve">⇒ ★</w:t>
-            </w:r>
-            <w:r>
-              <w:t xml:space="preserve"> </w:t>
+              <w:t xml:space="preserve">，</w:t>
             </w:r>
             <w:r>
               <w:rPr>
                 <w:bCs/>
                 <w:b/>
               </w:rPr>
-              <w:t xml:space="preserve">脚本与数据都在包里，★ 但脚本找不到数据</w:t>
+              <w:t xml:space="preserve">脚本与数据都在包里，但脚本找不到数据</w:t>
             </w:r>
           </w:p>
         </w:tc>
@@ -555,12 +483,6 @@
               <w:jc w:val="left"/>
             </w:pPr>
             <w:r>
-              <w:t xml:space="preserve">★</w:t>
-            </w:r>
-            <w:r>
-              <w:t xml:space="preserve"> </w:t>
-            </w:r>
-            <w:r>
               <w:rPr>
                 <w:bCs/>
                 <w:b/>
@@ -577,12 +499,6 @@
               <w:jc w:val="left"/>
             </w:pPr>
             <w:r>
-              <w:t xml:space="preserve">★</w:t>
-            </w:r>
-            <w:r>
-              <w:t xml:space="preserve"> </w:t>
-            </w:r>
-            <w:r>
               <w:rPr>
                 <w:bCs/>
                 <w:b/>
@@ -590,7 +506,7 @@
               <w:t xml:space="preserve">脚本进包 ≠ 第三方能跑</w:t>
             </w:r>
             <w:r>
-              <w:t xml:space="preserve">（★ 路径探测必须对齐仓内</w:t>
+              <w:t xml:space="preserve">（路径探测必须对齐仓内</w:t>
             </w:r>
             <w:r>
               <w:rPr>
@@ -600,7 +516,7 @@
               <w:t xml:space="preserve">真实</w:t>
             </w:r>
             <w:r>
-              <w:t xml:space="preserve">布局，★ 不是对齐作者记忆里的布局）</w:t>
+              <w:t xml:space="preserve">布局，不是对齐作者记忆里的布局）</w:t>
             </w:r>
           </w:p>
         </w:tc>
@@ -614,12 +530,6 @@
               <w:jc w:val="left"/>
             </w:pPr>
             <w:r>
-              <w:t xml:space="preserve">★</w:t>
-            </w:r>
-            <w:r>
-              <w:t xml:space="preserve"> </w:t>
-            </w:r>
-            <w:r>
               <w:rPr>
                 <w:bCs/>
                 <w:b/>
@@ -636,12 +546,6 @@
               <w:jc w:val="left"/>
             </w:pPr>
             <w:r>
-              <w:t xml:space="preserve">★</w:t>
-            </w:r>
-            <w:r>
-              <w:t xml:space="preserve"> </w:t>
-            </w:r>
-            <w:r>
               <w:rPr>
                 <w:bCs/>
                 <w:b/>
@@ -649,7 +553,7 @@
               <w:t xml:space="preserve">把真实布局加到候选首位</w:t>
             </w:r>
             <w:r>
-              <w:t xml:space="preserve">（★ 旧候选</w:t>
+              <w:t xml:space="preserve">（旧候选</w:t>
             </w:r>
             <w:r>
               <w:rPr>
@@ -659,10 +563,7 @@
               <w:t xml:space="preserve">全部保留</w:t>
             </w:r>
             <w:r>
-              <w:t xml:space="preserve"> </w:t>
-            </w:r>
-            <w:r>
-              <w:t xml:space="preserve">⇒ ★ 不删作者的假设）</w:t>
+              <w:t xml:space="preserve">，不删作者的假设）</w:t>
             </w:r>
           </w:p>
         </w:tc>
@@ -676,12 +577,6 @@
               <w:jc w:val="left"/>
             </w:pPr>
             <w:r>
-              <w:t xml:space="preserve">★</w:t>
-            </w:r>
-            <w:r>
-              <w:t xml:space="preserve"> </w:t>
-            </w:r>
-            <w:r>
               <w:rPr>
                 <w:bCs/>
                 <w:b/>
@@ -698,12 +593,6 @@
               <w:jc w:val="left"/>
             </w:pPr>
             <w:r>
-              <w:t xml:space="preserve">★</w:t>
-            </w:r>
-            <w:r>
-              <w:t xml:space="preserve"> </w:t>
-            </w:r>
-            <w:r>
               <w:rPr>
                 <w:bCs/>
                 <w:b/>
@@ -711,10 +600,7 @@
               <w:t xml:space="preserve">无</w:t>
             </w:r>
             <w:r>
-              <w:t xml:space="preserve">（★ 只影响"在哪个目录找数据"）⇒ ★ ★</w:t>
-            </w:r>
-            <w:r>
-              <w:t xml:space="preserve"> </w:t>
+              <w:t xml:space="preserve">（只影响"在哪个目录找数据"），</w:t>
             </w:r>
             <w:r>
               <w:rPr>
@@ -724,10 +610,7 @@
               <w:t xml:space="preserve">三个 McNemar 值与作者版逐位一致</w:t>
             </w:r>
             <w:r>
-              <w:t xml:space="preserve">（★ 0.2500 / 0.0923 / 0.0063）⇒ ★</w:t>
-            </w:r>
-            <w:r>
-              <w:t xml:space="preserve"> </w:t>
+              <w:t xml:space="preserve">（0.2500 / 0.0923 / 0.0063），</w:t>
             </w:r>
             <w:r>
               <w:rPr>
